--- a/Received/4/4, hrhg.docx
+++ b/Received/4/4, hrhg.docx
@@ -2,7 +2,6 @@
 <file path=word/document.xml><?xml version="1.0" encoding="utf-8"?>
 <w:document xmlns:wpc="http://schemas.microsoft.com/office/word/2010/wordprocessingCanvas" xmlns:cx="http://schemas.microsoft.com/office/drawing/2014/chartex" xmlns:cx1="http://schemas.microsoft.com/office/drawing/2015/9/8/chartex" xmlns:cx2="http://schemas.microsoft.com/office/drawing/2015/10/21/chartex" xmlns:cx3="http://schemas.microsoft.com/office/drawing/2016/5/9/chartex" xmlns:cx4="http://schemas.microsoft.com/office/drawing/2016/5/10/chartex" xmlns:cx5="http://schemas.microsoft.com/office/drawing/2016/5/11/chartex" xmlns:cx6="http://schemas.microsoft.com/office/drawing/2016/5/12/chartex" xmlns:cx7="http://schemas.microsoft.com/office/drawing/2016/5/13/chartex" xmlns:cx8="http://schemas.microsoft.com/office/drawing/2016/5/14/chartex" xmlns:mc="http://schemas.openxmlformats.org/markup-compatibility/2006" xmlns:aink="http://schemas.microsoft.com/office/drawing/2016/ink" xmlns:am3d="http://schemas.microsoft.com/office/drawing/2017/model3d" xmlns:o="urn:schemas-microsoft-com:office:office" xmlns:oel="http://schemas.microsoft.com/office/2019/extlst" xmlns:r="http://schemas.openxmlformats.org/officeDocument/2006/relationships" xmlns:m="http://schemas.openxmlformats.org/officeDocument/2006/math" xmlns:v="urn:schemas-microsoft-com:vml" xmlns:wp14="http://schemas.microsoft.com/office/word/2010/wordprocessingDrawing" xmlns:wp="http://schemas.openxmlformats.org/drawingml/2006/wordprocessingDrawing" xmlns:w10="urn:schemas-microsoft-com:office:word" xmlns:w="http://schemas.openxmlformats.org/wordprocessingml/2006/main" xmlns:w14="http://schemas.microsoft.com/office/word/2010/wordml" xmlns:w15="http://schemas.microsoft.com/office/word/2012/wordml" xmlns:w16cex="http://schemas.microsoft.com/office/word/2018/wordml/cex" xmlns:w16cid="http://schemas.microsoft.com/office/word/2016/wordml/cid" xmlns:w16="http://schemas.microsoft.com/office/word/2018/wordml" xmlns:w16du="http://schemas.microsoft.com/office/word/2023/wordml/word16du" xmlns:w16sdtdh="http://schemas.microsoft.com/office/word/2020/wordml/sdtdatahash" xmlns:w16sdtfl="http://schemas.microsoft.com/office/word/2024/wordml/sdtformatlock" xmlns:w16se="http://schemas.microsoft.com/office/word/2015/wordml/symex" xmlns:wpg="http://schemas.microsoft.com/office/word/2010/wordprocessingGroup" xmlns:wpi="http://schemas.microsoft.com/office/word/2010/wordprocessingInk" xmlns:wne="http://schemas.microsoft.com/office/word/2006/wordml" xmlns:wps="http://schemas.microsoft.com/office/word/2010/wordprocessingShape" mc:Ignorable="w14 w15 w16se w16cid w16 w16cex w16sdtdh w16sdtfl w16du wp14">
   <w:body>
-    <w:bookmarkStart w:id="0" w:name="_Hlk138315100"/>
     <w:p>
       <w:pPr>
         <w:spacing w:after="0" w:line="240" w:lineRule="auto"/>
@@ -14,6 +13,130 @@
           <w:szCs w:val="36"/>
         </w:rPr>
       </w:pPr>
+      <w:bookmarkStart w:id="0" w:name="_Hlk138315100"/>
+      <w:r>
+        <w:rPr>
+          <w:noProof/>
+        </w:rPr>
+        <mc:AlternateContent>
+          <mc:Choice Requires="wps">
+            <w:drawing>
+              <wp:anchor distT="45720" distB="45720" distL="114300" distR="114300" simplePos="0" relativeHeight="251662336" behindDoc="0" locked="0" layoutInCell="1" allowOverlap="1" wp14:anchorId="05EFB923" wp14:editId="52AE53B2">
+                <wp:simplePos x="0" y="0"/>
+                <wp:positionH relativeFrom="column">
+                  <wp:posOffset>5848350</wp:posOffset>
+                </wp:positionH>
+                <wp:positionV relativeFrom="paragraph">
+                  <wp:posOffset>-154305</wp:posOffset>
+                </wp:positionV>
+                <wp:extent cx="609600" cy="1404620"/>
+                <wp:effectExtent l="0" t="0" r="0" b="0"/>
+                <wp:wrapNone/>
+                <wp:docPr id="2" name="Text Box 3"/>
+                <wp:cNvGraphicFramePr>
+                  <a:graphicFrameLocks xmlns:a="http://schemas.openxmlformats.org/drawingml/2006/main"/>
+                </wp:cNvGraphicFramePr>
+                <a:graphic xmlns:a="http://schemas.openxmlformats.org/drawingml/2006/main">
+                  <a:graphicData uri="http://schemas.microsoft.com/office/word/2010/wordprocessingShape">
+                    <wps:wsp>
+                      <wps:cNvSpPr txBox="1">
+                        <a:spLocks noChangeArrowheads="1"/>
+                      </wps:cNvSpPr>
+                      <wps:spPr bwMode="auto">
+                        <a:xfrm>
+                          <a:off x="0" y="0"/>
+                          <a:ext cx="609600" cy="1404620"/>
+                        </a:xfrm>
+                        <a:prstGeom prst="rect">
+                          <a:avLst/>
+                        </a:prstGeom>
+                        <a:noFill/>
+                        <a:ln w="9525">
+                          <a:noFill/>
+                          <a:miter lim="800000"/>
+                          <a:headEnd/>
+                          <a:tailEnd/>
+                        </a:ln>
+                      </wps:spPr>
+                      <wps:txbx>
+                        <w:txbxContent>
+                          <w:p>
+                            <w:r>
+                              <w:rPr>
+                                <w:rFonts w:ascii="Times New Roman" w:hAnsi="Times New Roman"/>
+                                <w:b/>
+                                <w:bCs/>
+                                <w:sz w:val="28"/>
+                                <w:szCs w:val="28"/>
+                              </w:rPr>
+                              <w:t>D- 1</w:t>
+                            </w:r>
+                            <w:r>
+                              <w:rPr>
+                                <w:rFonts w:ascii="Times New Roman" w:hAnsi="Times New Roman"/>
+                                <w:b/>
+                                <w:bCs/>
+                                <w:sz w:val="28"/>
+                                <w:szCs w:val="28"/>
+                              </w:rPr>
+                              <w:t>8</w:t>
+                            </w:r>
+                          </w:p>
+                        </w:txbxContent>
+                      </wps:txbx>
+                      <wps:bodyPr rot="0" vert="horz" wrap="square" lIns="91440" tIns="45720" rIns="91440" bIns="45720" anchor="t" anchorCtr="0">
+                        <a:spAutoFit/>
+                      </wps:bodyPr>
+                    </wps:wsp>
+                  </a:graphicData>
+                </a:graphic>
+                <wp14:sizeRelH relativeFrom="margin">
+                  <wp14:pctWidth>0</wp14:pctWidth>
+                </wp14:sizeRelH>
+                <wp14:sizeRelV relativeFrom="margin">
+                  <wp14:pctHeight>20000</wp14:pctHeight>
+                </wp14:sizeRelV>
+              </wp:anchor>
+            </w:drawing>
+          </mc:Choice>
+          <mc:Fallback>
+            <w:pict>
+              <v:shapetype w14:anchorId="05EFB923" id="_x0000_t202" coordsize="21600,21600" o:spt="202" path="m,l,21600r21600,l21600,xe">
+                <v:stroke joinstyle="miter"/>
+                <v:path gradientshapeok="t" o:connecttype="rect"/>
+              </v:shapetype>
+              <v:shape id="Text Box 3" o:spid="_x0000_s1026" type="#_x0000_t202" style="position:absolute;left:0;text-align:left;margin-left:460.5pt;margin-top:-12.15pt;width:48pt;height:110.6pt;z-index:251662336;visibility:visible;mso-wrap-style:square;mso-width-percent:0;mso-height-percent:200;mso-wrap-distance-left:9pt;mso-wrap-distance-top:3.6pt;mso-wrap-distance-right:9pt;mso-wrap-distance-bottom:3.6pt;mso-position-horizontal:absolute;mso-position-horizontal-relative:text;mso-position-vertical:absolute;mso-position-vertical-relative:text;mso-width-percent:0;mso-height-percent:200;mso-width-relative:margin;mso-height-relative:margin;v-text-anchor:top" o:gfxdata="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" filled="f" stroked="f">
+                <v:textbox style="mso-fit-shape-to-text:t">
+                  <w:txbxContent>
+                    <w:p>
+                      <w:r>
+                        <w:rPr>
+                          <w:rFonts w:ascii="Times New Roman" w:hAnsi="Times New Roman"/>
+                          <w:b/>
+                          <w:bCs/>
+                          <w:sz w:val="28"/>
+                          <w:szCs w:val="28"/>
+                        </w:rPr>
+                        <w:t>D- 1</w:t>
+                      </w:r>
+                      <w:r>
+                        <w:rPr>
+                          <w:rFonts w:ascii="Times New Roman" w:hAnsi="Times New Roman"/>
+                          <w:b/>
+                          <w:bCs/>
+                          <w:sz w:val="28"/>
+                          <w:szCs w:val="28"/>
+                        </w:rPr>
+                        <w:t>8</w:t>
+                      </w:r>
+                    </w:p>
+                  </w:txbxContent>
+                </v:textbox>
+              </v:shape>
+            </w:pict>
+          </mc:Fallback>
+        </mc:AlternateContent>
+      </w:r>
       <w:r>
         <w:rPr>
           <w:rFonts w:ascii="Times New Roman" w:hAnsi="Times New Roman" w:cs="Times New Roman"/>
@@ -112,27 +235,7 @@
           <w:sz w:val="24"/>
           <w:szCs w:val="24"/>
         </w:rPr>
-        <w:t xml:space="preserve">Ratnanagar-7, </w:t>
-      </w:r>
-      <w:proofErr w:type="spellStart"/>
-      <w:r>
-        <w:rPr>
-          <w:rFonts w:ascii="Times New Roman" w:hAnsi="Times New Roman" w:cs="Times New Roman"/>
-          <w:b/>
-          <w:sz w:val="24"/>
-          <w:szCs w:val="24"/>
-        </w:rPr>
-        <w:t>Sauraha</w:t>
-      </w:r>
-      <w:proofErr w:type="spellEnd"/>
-      <w:r>
-        <w:rPr>
-          <w:rFonts w:ascii="Times New Roman" w:hAnsi="Times New Roman" w:cs="Times New Roman"/>
-          <w:b/>
-          <w:sz w:val="24"/>
-          <w:szCs w:val="24"/>
-        </w:rPr>
-        <w:t>, Chitwan</w:t>
+        <w:t>Ratnanagar-7, Sauraha, Chitwan</w:t>
       </w:r>
     </w:p>
     <w:p>
@@ -244,9 +347,8 @@
           <w:sz w:val="24"/>
           <w:szCs w:val="24"/>
         </w:rPr>
-        <w:t xml:space="preserve">Time: </w:t>
-      </w:r>
-      <w:proofErr w:type="gramStart"/>
+        <w:t xml:space="preserve">Time: -  </w:t>
+      </w:r>
       <w:r>
         <w:rPr>
           <w:rFonts w:ascii="Times New Roman" w:hAnsi="Times New Roman" w:cs="Times New Roman"/>
@@ -254,26 +356,7 @@
           <w:sz w:val="24"/>
           <w:szCs w:val="24"/>
         </w:rPr>
-        <w:t xml:space="preserve">-  </w:t>
-      </w:r>
-      <w:r>
-        <w:rPr>
-          <w:rFonts w:ascii="Times New Roman" w:hAnsi="Times New Roman" w:cs="Times New Roman"/>
-          <w:b/>
-          <w:sz w:val="24"/>
-          <w:szCs w:val="24"/>
-        </w:rPr>
-        <w:t>1</w:t>
-      </w:r>
-      <w:proofErr w:type="gramEnd"/>
-      <w:r>
-        <w:rPr>
-          <w:rFonts w:ascii="Times New Roman" w:hAnsi="Times New Roman" w:cs="Times New Roman"/>
-          <w:b/>
-          <w:sz w:val="24"/>
-          <w:szCs w:val="24"/>
-        </w:rPr>
-        <w:t xml:space="preserve"> </w:t>
+        <w:t xml:space="preserve">1 </w:t>
       </w:r>
       <w:r>
         <w:rPr>

--- a/Received/4/4, hrhg.docx
+++ b/Received/4/4, hrhg.docx
@@ -69,17 +69,7 @@
                                 <w:sz w:val="28"/>
                                 <w:szCs w:val="28"/>
                               </w:rPr>
-                              <w:t>D- 1</w:t>
-                            </w:r>
-                            <w:r>
-                              <w:rPr>
-                                <w:rFonts w:ascii="Times New Roman" w:hAnsi="Times New Roman"/>
-                                <w:b/>
-                                <w:bCs/>
-                                <w:sz w:val="28"/>
-                                <w:szCs w:val="28"/>
-                              </w:rPr>
-                              <w:t>8</w:t>
+                              <w:t>D- 18</w:t>
                             </w:r>
                           </w:p>
                         </w:txbxContent>
@@ -117,17 +107,7 @@
                           <w:sz w:val="28"/>
                           <w:szCs w:val="28"/>
                         </w:rPr>
-                        <w:t>D- 1</w:t>
-                      </w:r>
-                      <w:r>
-                        <w:rPr>
-                          <w:rFonts w:ascii="Times New Roman" w:hAnsi="Times New Roman"/>
-                          <w:b/>
-                          <w:bCs/>
-                          <w:sz w:val="28"/>
-                          <w:szCs w:val="28"/>
-                        </w:rPr>
-                        <w:t>8</w:t>
+                        <w:t>D- 18</w:t>
                       </w:r>
                     </w:p>
                   </w:txbxContent>
@@ -2125,25 +2105,16 @@
           <w:szCs w:val="28"/>
           <w:lang w:bidi="ar-SA"/>
         </w:rPr>
-        <w:t>b.</w:t>
-      </w:r>
-      <w:r>
-        <w:rPr>
-          <w:rFonts w:ascii="Times New Roman" w:eastAsia="Times New Roman" w:hAnsi="Times New Roman" w:cs="Times New Roman"/>
-          <w:sz w:val="28"/>
-          <w:szCs w:val="28"/>
-          <w:lang w:bidi="ar-SA"/>
-        </w:rPr>
-        <w:t xml:space="preserve"> </w:t>
-      </w:r>
-      <w:r>
-        <w:rPr>
-          <w:rFonts w:ascii="Times New Roman" w:eastAsia="Times New Roman" w:hAnsi="Times New Roman" w:cs="Times New Roman"/>
-          <w:sz w:val="28"/>
-          <w:szCs w:val="28"/>
-          <w:lang w:bidi="ar-SA"/>
-        </w:rPr>
-        <w:t>Write any four traffic rules.</w:t>
+        <w:t>………………………………………………………………………………………………………………………………………………………………</w:t>
+      </w:r>
+      <w:r>
+        <w:rPr>
+          <w:rFonts w:ascii="Times New Roman" w:eastAsia="Times New Roman" w:hAnsi="Times New Roman" w:cs="Times New Roman"/>
+          <w:sz w:val="28"/>
+          <w:szCs w:val="28"/>
+          <w:lang w:bidi="ar-SA"/>
+        </w:rPr>
+        <w:t>…………………………...</w:t>
       </w:r>
     </w:p>
     <w:p>
@@ -2164,6 +2135,75 @@
           <w:szCs w:val="28"/>
           <w:lang w:bidi="ar-SA"/>
         </w:rPr>
+        <w:t>…………………………………………………………………</w:t>
+      </w:r>
+      <w:r>
+        <w:rPr>
+          <w:rFonts w:ascii="Times New Roman" w:eastAsia="Times New Roman" w:hAnsi="Times New Roman" w:cs="Times New Roman"/>
+          <w:sz w:val="28"/>
+          <w:szCs w:val="28"/>
+          <w:lang w:bidi="ar-SA"/>
+        </w:rPr>
+        <w:t>…………………………...</w:t>
+      </w:r>
+    </w:p>
+    <w:p>
+      <w:pPr>
+        <w:spacing w:before="100" w:beforeAutospacing="1" w:after="100" w:afterAutospacing="1" w:line="360" w:lineRule="auto"/>
+        <w:ind w:left="432"/>
+        <w:rPr>
+          <w:rFonts w:ascii="Times New Roman" w:eastAsia="Times New Roman" w:hAnsi="Times New Roman" w:cs="Times New Roman"/>
+          <w:sz w:val="28"/>
+          <w:szCs w:val="28"/>
+          <w:lang w:bidi="ar-SA"/>
+        </w:rPr>
+      </w:pPr>
+      <w:r>
+        <w:rPr>
+          <w:rFonts w:ascii="Times New Roman" w:eastAsia="Times New Roman" w:hAnsi="Times New Roman" w:cs="Times New Roman"/>
+          <w:sz w:val="28"/>
+          <w:szCs w:val="28"/>
+          <w:lang w:bidi="ar-SA"/>
+        </w:rPr>
+        <w:t>b.</w:t>
+      </w:r>
+      <w:r>
+        <w:rPr>
+          <w:rFonts w:ascii="Times New Roman" w:eastAsia="Times New Roman" w:hAnsi="Times New Roman" w:cs="Times New Roman"/>
+          <w:sz w:val="28"/>
+          <w:szCs w:val="28"/>
+          <w:lang w:bidi="ar-SA"/>
+        </w:rPr>
+        <w:t xml:space="preserve"> </w:t>
+      </w:r>
+      <w:r>
+        <w:rPr>
+          <w:rFonts w:ascii="Times New Roman" w:eastAsia="Times New Roman" w:hAnsi="Times New Roman" w:cs="Times New Roman"/>
+          <w:sz w:val="28"/>
+          <w:szCs w:val="28"/>
+          <w:lang w:bidi="ar-SA"/>
+        </w:rPr>
+        <w:t>Write any four traffic rules.</w:t>
+      </w:r>
+    </w:p>
+    <w:p>
+      <w:pPr>
+        <w:spacing w:before="100" w:beforeAutospacing="1" w:after="100" w:afterAutospacing="1" w:line="360" w:lineRule="auto"/>
+        <w:ind w:left="432"/>
+        <w:rPr>
+          <w:rFonts w:ascii="Times New Roman" w:eastAsia="Times New Roman" w:hAnsi="Times New Roman" w:cs="Times New Roman"/>
+          <w:sz w:val="28"/>
+          <w:szCs w:val="28"/>
+          <w:lang w:bidi="ar-SA"/>
+        </w:rPr>
+      </w:pPr>
+      <w:r>
+        <w:rPr>
+          <w:rFonts w:ascii="Times New Roman" w:eastAsia="Times New Roman" w:hAnsi="Times New Roman" w:cs="Times New Roman"/>
+          <w:sz w:val="28"/>
+          <w:szCs w:val="28"/>
+          <w:lang w:bidi="ar-SA"/>
+        </w:rPr>
         <w:t>………………………………….,………</w:t>
       </w:r>
       <w:r>
@@ -2174,6 +2214,66 @@
           <w:lang w:bidi="ar-SA"/>
         </w:rPr>
         <w:t>……………………………………………………………………………………………………………………………..…………………</w:t>
+      </w:r>
+    </w:p>
+    <w:p>
+      <w:pPr>
+        <w:spacing w:before="100" w:beforeAutospacing="1" w:after="100" w:afterAutospacing="1" w:line="360" w:lineRule="auto"/>
+        <w:ind w:left="432"/>
+        <w:rPr>
+          <w:rFonts w:ascii="Times New Roman" w:eastAsia="Times New Roman" w:hAnsi="Times New Roman" w:cs="Times New Roman"/>
+          <w:sz w:val="28"/>
+          <w:szCs w:val="28"/>
+          <w:lang w:bidi="ar-SA"/>
+        </w:rPr>
+      </w:pPr>
+      <w:r>
+        <w:rPr>
+          <w:rFonts w:ascii="Times New Roman" w:eastAsia="Times New Roman" w:hAnsi="Times New Roman" w:cs="Times New Roman"/>
+          <w:sz w:val="28"/>
+          <w:szCs w:val="28"/>
+          <w:lang w:bidi="ar-SA"/>
+        </w:rPr>
+        <w:t>………………………………………………………………………………………………………………………………………………………………</w:t>
+      </w:r>
+      <w:r>
+        <w:rPr>
+          <w:rFonts w:ascii="Times New Roman" w:eastAsia="Times New Roman" w:hAnsi="Times New Roman" w:cs="Times New Roman"/>
+          <w:sz w:val="28"/>
+          <w:szCs w:val="28"/>
+          <w:lang w:bidi="ar-SA"/>
+        </w:rPr>
+        <w:t>…………………………...</w:t>
+      </w:r>
+    </w:p>
+    <w:p>
+      <w:pPr>
+        <w:spacing w:before="100" w:beforeAutospacing="1" w:after="100" w:afterAutospacing="1" w:line="360" w:lineRule="auto"/>
+        <w:ind w:left="432"/>
+        <w:rPr>
+          <w:rFonts w:ascii="Times New Roman" w:eastAsia="Times New Roman" w:hAnsi="Times New Roman" w:cs="Times New Roman"/>
+          <w:sz w:val="28"/>
+          <w:szCs w:val="28"/>
+          <w:lang w:bidi="ar-SA"/>
+        </w:rPr>
+      </w:pPr>
+      <w:r>
+        <w:rPr>
+          <w:rFonts w:ascii="Times New Roman" w:eastAsia="Times New Roman" w:hAnsi="Times New Roman" w:cs="Times New Roman"/>
+          <w:sz w:val="28"/>
+          <w:szCs w:val="28"/>
+          <w:lang w:bidi="ar-SA"/>
+        </w:rPr>
+        <w:t>…………………………………………………………………</w:t>
+      </w:r>
+      <w:r>
+        <w:rPr>
+          <w:rFonts w:ascii="Times New Roman" w:eastAsia="Times New Roman" w:hAnsi="Times New Roman" w:cs="Times New Roman"/>
+          <w:sz w:val="28"/>
+          <w:szCs w:val="28"/>
+          <w:lang w:bidi="ar-SA"/>
+        </w:rPr>
+        <w:t>…………………………...</w:t>
       </w:r>
     </w:p>
     <w:p>
